--- a/docs/manuales_solucion/word/02_almacenes_inventarios_CHG-222.docx
+++ b/docs/manuales_solucion/word/02_almacenes_inventarios_CHG-222.docx
@@ -23,7 +23,7 @@
         <w:pStyle w:val="ListBullet"/>
       </w:pPr>
       <w:r>
-        <w:t>Alcance por ambiente: Local; no promovido a QA</w:t>
+        <w:t>Alcance por ambiente: Local y QA</w:t>
       </w:r>
     </w:p>
     <w:p>
@@ -31,7 +31,7 @@
         <w:pStyle w:val="ListBullet"/>
       </w:pPr>
       <w:r>
-        <w:t>Ultima revision: 2026-08-21</w:t>
+        <w:t>Ultima revision: 2026-08-24</w:t>
       </w:r>
     </w:p>
     <w:p>
@@ -206,6 +206,11 @@
       </w:pPr>
       <w:r>
         <w:t>Recibir producto terminado</w:t>
+      </w:r>
+    </w:p>
+    <w:p>
+      <w:r>
+        <w:t>En Local, consultar pendientes exige `inventory.finished_goods_receipt.read` y confirmar la recepcion fisica exige `inventory.finished_goods_receipt.receive`. El permiso general para crear movimientos no habilita esta accion. Esto permite reservar la confirmacion al rol de almacen definido por cada tenant.</w:t>
       </w:r>
     </w:p>
     <w:p>
